--- a/pr-preview/pr-377/estimation-handout.docx
+++ b/pr-preview/pr-377/estimation-handout.docx
@@ -15,10 +15,10 @@
         <w:pStyle w:val="Date"/>
       </w:pPr>
       <w:r>
-        <w:t xml:space="preserve">Last modified: 2026-10-19 03:11:47 (PDT)</w:t>
+        <w:t xml:space="preserve">Last modified: 2026-10-19 11:38:14 (PDT)</w:t>
       </w:r>
     </w:p>
-    <w:bookmarkStart w:id="14" w:name="scientific-models"/>
+    <w:bookmarkStart w:id="15" w:name="scientific-models"/>
     <w:p>
       <w:pPr>
         <w:pStyle w:val="Heading2"/>
@@ -27,7 +27,7 @@
         <w:t xml:space="preserve">1 Scientific models</w:t>
       </w:r>
     </w:p>
-    <w:bookmarkStart w:id="9" w:name="def-model"/>
+    <w:bookmarkStart w:id="10" w:name="def-scientific-model"/>
     <w:p>
       <w:pPr>
         <w:pStyle w:val="FirstParagraph"/>
@@ -52,6 +52,11 @@
       <w:r>
         <w:t xml:space="preserve"> </w:t>
       </w:r>
+      <w:bookmarkStart w:id="9" w:name="def-model"/>
+      <w:bookmarkEnd w:id="9"/>
+      <w:r>
+        <w:t xml:space="preserve"> </w:t>
+      </w:r>
       <w:r>
         <w:t xml:space="preserve">are attempts to describe</w:t>
       </w:r>
@@ -72,8 +77,8 @@
         <w:t xml:space="preserve">that occur in the world and universe around us.</w:t>
       </w:r>
     </w:p>
-    <w:bookmarkEnd w:id="9"/>
-    <w:bookmarkStart w:id="10" w:name="exm-model"/>
+    <w:bookmarkEnd w:id="10"/>
+    <w:bookmarkStart w:id="11" w:name="exm-model"/>
     <w:p>
       <w:pPr>
         <w:pStyle w:val="BodyText"/>
@@ -117,8 +122,8 @@
         <w:t xml:space="preserve">or the effects of environmental factors on individuals.</w:t>
       </w:r>
     </w:p>
-    <w:bookmarkEnd w:id="10"/>
-    <w:bookmarkStart w:id="11" w:name="models-as-approximations"/>
+    <w:bookmarkEnd w:id="11"/>
+    <w:bookmarkStart w:id="12" w:name="models-as-approximations"/>
     <w:p>
       <w:pPr>
         <w:pStyle w:val="Heading3"/>
@@ -176,8 +181,8 @@
         <w:t xml:space="preserve">.</w:t>
       </w:r>
     </w:p>
-    <w:bookmarkEnd w:id="11"/>
-    <w:bookmarkStart w:id="13" w:name="X25ad704657d63f033c046a464c24982cc83d45b"/>
+    <w:bookmarkEnd w:id="12"/>
+    <w:bookmarkStart w:id="14" w:name="X25ad704657d63f033c046a464c24982cc83d45b"/>
     <w:p>
       <w:pPr>
         <w:pStyle w:val="Heading3"/>
@@ -288,7 +293,7 @@
       <w:r>
         <w:t xml:space="preserve"> </w:t>
       </w:r>
-      <w:hyperlink r:id="rId12">
+      <w:hyperlink r:id="rId13">
         <w:r>
           <w:rPr>
             <w:rStyle w:val="Hyperlink"/>
@@ -422,9 +427,9 @@
         <w:t xml:space="preserve">for more details.</w:t>
       </w:r>
     </w:p>
-    <w:bookmarkEnd w:id="13"/>
     <w:bookmarkEnd w:id="14"/>
-    <w:bookmarkStart w:id="38" w:name="estimands-estimates-and-estimators"/>
+    <w:bookmarkEnd w:id="15"/>
+    <w:bookmarkStart w:id="39" w:name="estimands-estimates-and-estimators"/>
     <w:p>
       <w:pPr>
         <w:pStyle w:val="Heading2"/>
@@ -433,7 +438,7 @@
         <w:t xml:space="preserve">2 Estimands, estimates, and estimators</w:t>
       </w:r>
     </w:p>
-    <w:bookmarkStart w:id="21" w:name="estimands"/>
+    <w:bookmarkStart w:id="22" w:name="estimands"/>
     <w:p>
       <w:pPr>
         <w:pStyle w:val="Heading3"/>
@@ -447,7 +452,7 @@
         <w:pStyle w:val="FirstParagraph"/>
       </w:pPr>
     </w:p>
-    <w:bookmarkStart w:id="15" w:name="def-estimand"/>
+    <w:bookmarkStart w:id="16" w:name="def-estimand"/>
     <w:p>
       <w:pPr>
         <w:pStyle w:val="BodyText"/>
@@ -522,8 +527,8 @@
         <w:t xml:space="preserve">.</w:t>
       </w:r>
     </w:p>
-    <w:bookmarkEnd w:id="15"/>
-    <w:bookmarkStart w:id="16" w:name="exm-estimand"/>
+    <w:bookmarkEnd w:id="16"/>
+    <w:bookmarkStart w:id="17" w:name="exm-estimand"/>
     <w:p>
       <w:pPr>
         <w:pStyle w:val="BodyText"/>
@@ -578,7 +583,7 @@
         <w:t xml:space="preserve">.</w:t>
       </w:r>
     </w:p>
-    <w:bookmarkEnd w:id="16"/>
+    <w:bookmarkEnd w:id="17"/>
     <w:p>
       <w:pPr>
         <w:pStyle w:val="BodyText"/>
@@ -634,18 +639,18 @@
                 <wp:inline>
                   <wp:extent cx="152400" cy="152400"/>
                   <wp:effectExtent b="0" l="0" r="0" t="0"/>
-                  <wp:docPr descr="" title="" id="18" name="Picture"/>
+                  <wp:docPr descr="" title="" id="19" name="Picture"/>
                   <a:graphic>
                     <a:graphicData uri="http://schemas.openxmlformats.org/drawingml/2006/picture">
                       <pic:pic>
                         <pic:nvPicPr>
-                          <pic:cNvPr descr="/opt/quarto/share/formats/docx/note.png" id="19" name="Picture"/>
+                          <pic:cNvPr descr="/opt/quarto/share/formats/docx/note.png" id="20" name="Picture"/>
                           <pic:cNvPicPr>
                             <a:picLocks noChangeArrowheads="1" noChangeAspect="1"/>
                           </pic:cNvPicPr>
                         </pic:nvPicPr>
                         <pic:blipFill>
-                          <a:blip r:embed="rId17"/>
+                          <a:blip r:embed="rId18"/>
                           <a:stretch>
                             <a:fillRect/>
                           </a:stretch>
@@ -719,7 +724,7 @@
             <w:r>
               <w:t xml:space="preserve"> </w:t>
             </w:r>
-            <w:hyperlink r:id="rId20">
+            <w:hyperlink r:id="rId21">
               <w:r>
                 <w:rPr>
                   <w:rStyle w:val="Hyperlink"/>
@@ -738,8 +743,8 @@
         </w:tc>
       </w:tr>
     </w:tbl>
-    <w:bookmarkEnd w:id="21"/>
-    <w:bookmarkStart w:id="25" w:name="estimates"/>
+    <w:bookmarkEnd w:id="22"/>
+    <w:bookmarkStart w:id="26" w:name="estimates"/>
     <w:p>
       <w:pPr>
         <w:pStyle w:val="Heading3"/>
@@ -756,7 +761,7 @@
         <w:t xml:space="preserve"> </w:t>
       </w:r>
     </w:p>
-    <w:bookmarkStart w:id="22" w:name="def-estimate"/>
+    <w:bookmarkStart w:id="23" w:name="def-estimate"/>
     <w:p>
       <w:pPr>
         <w:pStyle w:val="BodyText"/>
@@ -998,8 +1003,8 @@
         </m:oMath>
       </m:oMathPara>
     </w:p>
-    <w:bookmarkEnd w:id="22"/>
-    <w:bookmarkStart w:id="24" w:name="exm-estimate"/>
+    <w:bookmarkEnd w:id="23"/>
+    <w:bookmarkStart w:id="25" w:name="exm-estimate"/>
     <w:p>
       <w:pPr>
         <w:pStyle w:val="FirstParagraph"/>
@@ -1026,7 +1031,7 @@
       <w:r>
         <w:t xml:space="preserve"> </w:t>
       </w:r>
-      <w:hyperlink r:id="rId23">
+      <w:hyperlink r:id="rId24">
         <w:r>
           <w:rPr>
             <w:rStyle w:val="Hyperlink"/>
@@ -1072,9 +1077,9 @@
         <w:t xml:space="preserve">the population mean.</w:t>
       </w:r>
     </w:p>
-    <w:bookmarkEnd w:id="24"/>
     <w:bookmarkEnd w:id="25"/>
-    <w:bookmarkStart w:id="36" w:name="estimators"/>
+    <w:bookmarkEnd w:id="26"/>
+    <w:bookmarkStart w:id="37" w:name="estimators"/>
     <w:p>
       <w:pPr>
         <w:pStyle w:val="Heading3"/>
@@ -1088,7 +1093,7 @@
         <w:pStyle w:val="FirstParagraph"/>
       </w:pPr>
     </w:p>
-    <w:bookmarkStart w:id="26" w:name="def-estimator"/>
+    <w:bookmarkStart w:id="27" w:name="def-estimator"/>
     <w:p>
       <w:pPr>
         <w:pStyle w:val="BodyText"/>
@@ -1337,7 +1342,7 @@
         <w:t xml:space="preserve">.</w:t>
       </w:r>
     </w:p>
-    <w:bookmarkEnd w:id="26"/>
+    <w:bookmarkEnd w:id="27"/>
     <w:tbl>
       <w:tblPr>
         <w:tblStyle w:val="Table"/>
@@ -1379,18 +1384,18 @@
                 <wp:inline>
                   <wp:extent cx="152400" cy="152400"/>
                   <wp:effectExtent b="0" l="0" r="0" t="0"/>
-                  <wp:docPr descr="" title="" id="27" name="Picture"/>
+                  <wp:docPr descr="" title="" id="28" name="Picture"/>
                   <a:graphic>
                     <a:graphicData uri="http://schemas.openxmlformats.org/drawingml/2006/picture">
                       <pic:pic>
                         <pic:nvPicPr>
-                          <pic:cNvPr descr="/opt/quarto/share/formats/docx/note.png" id="28" name="Picture"/>
+                          <pic:cNvPr descr="/opt/quarto/share/formats/docx/note.png" id="29" name="Picture"/>
                           <pic:cNvPicPr>
                             <a:picLocks noChangeArrowheads="1" noChangeAspect="1"/>
                           </pic:cNvPicPr>
                         </pic:nvPicPr>
                         <pic:blipFill>
-                          <a:blip r:embed="rId17"/>
+                          <a:blip r:embed="rId18"/>
                           <a:stretch>
                             <a:fillRect/>
                           </a:stretch>
@@ -1637,18 +1642,18 @@
                 <wp:inline>
                   <wp:extent cx="152400" cy="152400"/>
                   <wp:effectExtent b="0" l="0" r="0" t="0"/>
-                  <wp:docPr descr="" title="" id="29" name="Picture"/>
+                  <wp:docPr descr="" title="" id="30" name="Picture"/>
                   <a:graphic>
                     <a:graphicData uri="http://schemas.openxmlformats.org/drawingml/2006/picture">
                       <pic:pic>
                         <pic:nvPicPr>
-                          <pic:cNvPr descr="/opt/quarto/share/formats/docx/note.png" id="30" name="Picture"/>
+                          <pic:cNvPr descr="/opt/quarto/share/formats/docx/note.png" id="31" name="Picture"/>
                           <pic:cNvPicPr>
                             <a:picLocks noChangeArrowheads="1" noChangeAspect="1"/>
                           </pic:cNvPicPr>
                         </pic:nvPicPr>
                         <pic:blipFill>
-                          <a:blip r:embed="rId17"/>
+                          <a:blip r:embed="rId18"/>
                           <a:stretch>
                             <a:fillRect/>
                           </a:stretch>
@@ -1740,7 +1745,7 @@
             <w:r>
               <w:t xml:space="preserve"> </w:t>
             </w:r>
-            <w:hyperlink r:id="rId20">
+            <w:hyperlink r:id="rId21">
               <w:r>
                 <w:rPr>
                   <w:rStyle w:val="Hyperlink"/>
@@ -1880,7 +1885,7 @@
         </w:tc>
       </w:tr>
     </w:tbl>
-    <w:bookmarkStart w:id="32" w:name="exm-estimator"/>
+    <w:bookmarkStart w:id="33" w:name="exm-estimator"/>
     <w:p>
       <w:pPr>
         <w:pStyle w:val="FirstParagraph"/>
@@ -2424,7 +2429,7 @@
       <w:r>
         <w:t xml:space="preserve"> </w:t>
       </w:r>
-      <w:hyperlink r:id="rId31">
+      <w:hyperlink r:id="rId32">
         <w:r>
           <w:rPr>
             <w:rStyle w:val="Hyperlink"/>
@@ -2875,8 +2880,8 @@
         <w:t xml:space="preserve">).</w:t>
       </w:r>
     </w:p>
-    <w:bookmarkEnd w:id="32"/>
-    <w:bookmarkStart w:id="34" w:name="def-sampling-distribution"/>
+    <w:bookmarkEnd w:id="33"/>
+    <w:bookmarkStart w:id="35" w:name="def-sampling-distribution"/>
     <w:p>
       <w:pPr>
         <w:pStyle w:val="BodyText"/>
@@ -3085,7 +3090,7 @@
       <w:r>
         <w:t xml:space="preserve"> </w:t>
       </w:r>
-      <w:hyperlink r:id="rId33">
+      <w:hyperlink r:id="rId34">
         <w:r>
           <w:rPr>
             <w:rStyle w:val="Hyperlink"/>
@@ -3117,8 +3122,8 @@
         <w:t xml:space="preserve">.</w:t>
       </w:r>
     </w:p>
-    <w:bookmarkEnd w:id="34"/>
-    <w:bookmarkStart w:id="35" w:name="exm-sampling-distribution"/>
+    <w:bookmarkEnd w:id="35"/>
+    <w:bookmarkStart w:id="36" w:name="exm-sampling-distribution"/>
     <w:p>
       <w:pPr>
         <w:pStyle w:val="BodyText"/>
@@ -3650,9 +3655,9 @@
         <w:t xml:space="preserve">.</w:t>
       </w:r>
     </w:p>
-    <w:bookmarkEnd w:id="35"/>
     <w:bookmarkEnd w:id="36"/>
-    <w:bookmarkStart w:id="37" w:name="Xa5dc809b86f87b03eae203f77f161040593b6ef"/>
+    <w:bookmarkEnd w:id="37"/>
+    <w:bookmarkStart w:id="38" w:name="Xa5dc809b86f87b03eae203f77f161040593b6ef"/>
     <w:p>
       <w:pPr>
         <w:pStyle w:val="Heading3"/>
@@ -3882,9 +3887,9 @@
         <w:t xml:space="preserve">covers parameter estimation and the method of moments.</w:t>
       </w:r>
     </w:p>
-    <w:bookmarkEnd w:id="37"/>
     <w:bookmarkEnd w:id="38"/>
-    <w:bookmarkStart w:id="107" w:name="sec-est-accuracy"/>
+    <w:bookmarkEnd w:id="39"/>
+    <w:bookmarkStart w:id="109" w:name="sec-est-accuracy"/>
     <w:p>
       <w:pPr>
         <w:pStyle w:val="Heading2"/>
@@ -3893,7 +3898,7 @@
         <w:t xml:space="preserve">3 Accuracy of estimators</w:t>
       </w:r>
     </w:p>
-    <w:bookmarkStart w:id="39" w:name="accuracy"/>
+    <w:bookmarkStart w:id="40" w:name="accuracy"/>
     <w:p>
       <w:pPr>
         <w:pStyle w:val="Heading3"/>
@@ -3935,8 +3940,8 @@
         <w:t xml:space="preserve">and ease of computation is usually secondary.</w:t>
       </w:r>
     </w:p>
-    <w:bookmarkEnd w:id="39"/>
-    <w:bookmarkStart w:id="42" w:name="estimation-error"/>
+    <w:bookmarkEnd w:id="40"/>
+    <w:bookmarkStart w:id="43" w:name="estimation-error"/>
     <w:p>
       <w:pPr>
         <w:pStyle w:val="Heading3"/>
@@ -3945,7 +3950,7 @@
         <w:t xml:space="preserve">3.2 Estimation error</w:t>
       </w:r>
     </w:p>
-    <w:bookmarkStart w:id="40" w:name="def-estimation-error"/>
+    <w:bookmarkStart w:id="41" w:name="def-estimation-error"/>
     <w:p>
       <w:pPr>
         <w:pStyle w:val="FirstParagraph"/>
@@ -4111,8 +4116,8 @@
         </m:oMath>
       </m:oMathPara>
     </w:p>
-    <w:bookmarkEnd w:id="40"/>
-    <w:bookmarkStart w:id="41" w:name="exm-estimation-error"/>
+    <w:bookmarkEnd w:id="41"/>
+    <w:bookmarkStart w:id="42" w:name="exm-estimation-error"/>
     <w:p>
       <w:pPr>
         <w:pStyle w:val="FirstParagraph"/>
@@ -4398,7 +4403,7 @@
         <w:t xml:space="preserve">if we did, we would not need to estimate it.</w:t>
       </w:r>
     </w:p>
-    <w:bookmarkEnd w:id="41"/>
+    <w:bookmarkEnd w:id="42"/>
     <w:p>
       <w:pPr>
         <w:pStyle w:val="BodyText"/>
@@ -4445,8 +4450,8 @@
         <w:t xml:space="preserve">.</w:t>
       </w:r>
     </w:p>
-    <w:bookmarkEnd w:id="42"/>
-    <w:bookmarkStart w:id="44" w:name="residuals"/>
+    <w:bookmarkEnd w:id="43"/>
+    <w:bookmarkStart w:id="45" w:name="residuals"/>
     <w:p>
       <w:pPr>
         <w:pStyle w:val="Heading3"/>
@@ -4471,7 +4476,7 @@
       <w:r>
         <w:t xml:space="preserve"> </w:t>
       </w:r>
-      <w:hyperlink r:id="rId43">
+      <w:hyperlink r:id="rId44">
         <w:r>
           <w:rPr>
             <w:rStyle w:val="Hyperlink"/>
@@ -4520,8 +4525,8 @@
         <w:t xml:space="preserve">.</w:t>
       </w:r>
     </w:p>
-    <w:bookmarkEnd w:id="44"/>
-    <w:bookmarkStart w:id="51" w:name="bias"/>
+    <w:bookmarkEnd w:id="45"/>
+    <w:bookmarkStart w:id="52" w:name="bias"/>
     <w:p>
       <w:pPr>
         <w:pStyle w:val="Heading3"/>
@@ -4530,7 +4535,7 @@
         <w:t xml:space="preserve">3.4 Bias</w:t>
       </w:r>
     </w:p>
-    <w:bookmarkStart w:id="46" w:name="def-bias"/>
+    <w:bookmarkStart w:id="47" w:name="def-bias"/>
     <w:p>
       <w:pPr>
         <w:pStyle w:val="FirstParagraph"/>
@@ -4624,7 +4629,7 @@
       <w:pPr>
         <w:pStyle w:val="BodyText"/>
       </w:pPr>
-      <w:bookmarkStart w:id="45" w:name="eq-bias-def"/>
+      <w:bookmarkStart w:id="46" w:name="eq-bias-def"/>
       <m:oMathPara>
         <m:oMathParaPr>
           <m:jc m:val="center"/>
@@ -4752,7 +4757,7 @@
           </m:r>
         </m:oMath>
       </m:oMathPara>
-      <w:bookmarkEnd w:id="45"/>
+      <w:bookmarkEnd w:id="46"/>
     </w:p>
     <w:p>
       <w:pPr>
@@ -4771,8 +4776,8 @@
         <w:t xml:space="preserve">.</w:t>
       </w:r>
     </w:p>
-    <w:bookmarkEnd w:id="46"/>
-    <w:bookmarkStart w:id="47" w:name="exr-bias-exprs"/>
+    <w:bookmarkEnd w:id="47"/>
+    <w:bookmarkStart w:id="48" w:name="exr-bias-exprs"/>
     <w:p>
       <w:pPr>
         <w:pStyle w:val="BodyText"/>
@@ -4931,8 +4936,8 @@
         <w:t xml:space="preserve">.</w:t>
       </w:r>
     </w:p>
-    <w:bookmarkEnd w:id="47"/>
-    <w:bookmarkStart w:id="48" w:name="sol-bias-exprs"/>
+    <w:bookmarkEnd w:id="48"/>
+    <w:bookmarkStart w:id="49" w:name="sol-bias-exprs"/>
     <w:p>
       <w:pPr>
         <w:pStyle w:val="BodyText"/>
@@ -5309,8 +5314,8 @@
         </m:oMath>
       </m:oMathPara>
     </w:p>
-    <w:bookmarkEnd w:id="48"/>
-    <w:bookmarkStart w:id="49" w:name="thm-bias-exprs"/>
+    <w:bookmarkEnd w:id="49"/>
+    <w:bookmarkStart w:id="50" w:name="thm-bias-exprs"/>
     <w:p>
       <w:pPr>
         <w:pStyle w:val="FirstParagraph"/>
@@ -5414,7 +5419,7 @@
         </m:oMath>
       </m:oMathPara>
     </w:p>
-    <w:bookmarkEnd w:id="49"/>
+    <w:bookmarkEnd w:id="50"/>
     <w:p>
       <w:pPr>
         <w:pStyle w:val="FirstParagraph"/>
@@ -5447,7 +5452,7 @@
         <w:t xml:space="preserve">.</w:t>
       </w:r>
     </w:p>
-    <w:bookmarkStart w:id="50" w:name="exm-bias-sample-mean"/>
+    <w:bookmarkStart w:id="51" w:name="exm-bias-sample-mean"/>
     <w:p>
       <w:pPr>
         <w:pStyle w:val="BodyText"/>
@@ -6063,36 +6068,36 @@
                     </m:rPr>
                     <m:t>E</m:t>
                   </m:r>
+                  <m:r>
+                    <m:t>​</m:t>
+                  </m:r>
+                  <m:d>
+                    <m:dPr>
+                      <m:begChr m:val="["/>
+                      <m:sepChr m:val=""/>
+                      <m:endChr m:val="]"/>
+                      <m:grow/>
+                    </m:dPr>
+                    <m:e>
+                      <m:sSub>
+                        <m:e>
+                          <m:r>
+                            <m:t>X</m:t>
+                          </m:r>
+                        </m:e>
+                        <m:sub>
+                          <m:r>
+                            <m:t>i</m:t>
+                          </m:r>
+                        </m:sub>
+                      </m:sSub>
+                    </m:e>
+                  </m:d>
+                  <m:r>
+                    <m:t>​</m:t>
+                  </m:r>
                 </m:e>
               </m:nary>
-              <m:r>
-                <m:t>​</m:t>
-              </m:r>
-              <m:d>
-                <m:dPr>
-                  <m:begChr m:val="["/>
-                  <m:sepChr m:val=""/>
-                  <m:endChr m:val="]"/>
-                  <m:grow/>
-                </m:dPr>
-                <m:e>
-                  <m:sSub>
-                    <m:e>
-                      <m:r>
-                        <m:t>X</m:t>
-                      </m:r>
-                    </m:e>
-                    <m:sub>
-                      <m:r>
-                        <m:t>i</m:t>
-                      </m:r>
-                    </m:sub>
-                  </m:sSub>
-                </m:e>
-              </m:d>
-              <m:r>
-                <m:t>​</m:t>
-              </m:r>
               <m:r>
                 <m:rPr>
                   <m:sty m:val="p"/>
@@ -6781,9 +6786,9 @@
         <w:t xml:space="preserve">uses only one.</w:t>
       </w:r>
     </w:p>
-    <w:bookmarkEnd w:id="50"/>
     <w:bookmarkEnd w:id="51"/>
-    <w:bookmarkStart w:id="75" w:name="mean-squared-error"/>
+    <w:bookmarkEnd w:id="52"/>
+    <w:bookmarkStart w:id="77" w:name="mean-squared-error"/>
     <w:p>
       <w:pPr>
         <w:pStyle w:val="Heading3"/>
@@ -6792,7 +6797,7 @@
         <w:t xml:space="preserve">3.5 Population mean squared error of an estimator</w:t>
       </w:r>
     </w:p>
-    <w:bookmarkStart w:id="52" w:name="def-mse"/>
+    <w:bookmarkStart w:id="53" w:name="def-mse"/>
     <w:p>
       <w:pPr>
         <w:pStyle w:val="FirstParagraph"/>
@@ -7139,8 +7144,8 @@
         <w:t xml:space="preserve">.</w:t>
       </w:r>
     </w:p>
-    <w:bookmarkEnd w:id="52"/>
-    <w:bookmarkStart w:id="53" w:name="exr-sq-bias-expand"/>
+    <w:bookmarkEnd w:id="53"/>
+    <w:bookmarkStart w:id="54" w:name="exr-sq-bias-expand"/>
     <w:p>
       <w:pPr>
         <w:pStyle w:val="BodyText"/>
@@ -7312,8 +7317,8 @@
         <w:t xml:space="preserve">.</w:t>
       </w:r>
     </w:p>
-    <w:bookmarkEnd w:id="53"/>
-    <w:bookmarkStart w:id="54" w:name="sol-sq-bias-expand"/>
+    <w:bookmarkEnd w:id="54"/>
+    <w:bookmarkStart w:id="55" w:name="sol-sq-bias-expand"/>
     <w:p>
       <w:pPr>
         <w:pStyle w:val="BodyText"/>
@@ -7633,8 +7638,8 @@
         </m:oMath>
       </m:oMathPara>
     </w:p>
-    <w:bookmarkEnd w:id="54"/>
-    <w:bookmarkStart w:id="55" w:name="thm-sq-bias-expand"/>
+    <w:bookmarkEnd w:id="55"/>
+    <w:bookmarkStart w:id="56" w:name="thm-sq-bias-expand"/>
     <w:p>
       <w:pPr>
         <w:pStyle w:val="FirstParagraph"/>
@@ -7902,7 +7907,7 @@
         </m:oMath>
       </m:oMathPara>
     </w:p>
-    <w:bookmarkEnd w:id="55"/>
+    <w:bookmarkEnd w:id="56"/>
     <w:p>
       <w:pPr>
         <w:pStyle w:val="FirstParagraph"/>
@@ -7949,7 +7954,7 @@
         <w:t xml:space="preserve">.</w:t>
       </w:r>
     </w:p>
-    <w:bookmarkStart w:id="56" w:name="exr-bias-sq-plus-var"/>
+    <w:bookmarkStart w:id="57" w:name="exr-bias-sq-plus-var"/>
     <w:p>
       <w:pPr>
         <w:pStyle w:val="BodyText"/>
@@ -8194,8 +8199,8 @@
         <w:t xml:space="preserve">.</w:t>
       </w:r>
     </w:p>
-    <w:bookmarkEnd w:id="56"/>
-    <w:bookmarkStart w:id="60" w:name="sol-bias-sq-plus-var"/>
+    <w:bookmarkEnd w:id="57"/>
+    <w:bookmarkStart w:id="62" w:name="sol-bias-sq-plus-var"/>
     <w:p>
       <w:pPr>
         <w:pStyle w:val="BodyText"/>
@@ -8219,7 +8224,7 @@
       <w:r>
         <w:t xml:space="preserve">(</w:t>
       </w:r>
-      <w:hyperlink r:id="rId57">
+      <w:hyperlink r:id="rId58">
         <w:r>
           <w:rPr>
             <w:rStyle w:val="Hyperlink"/>
@@ -8235,7 +8240,7 @@
       <w:pPr>
         <w:pStyle w:val="BodyText"/>
       </w:pPr>
-      <w:bookmarkStart w:id="58" w:name="eq-bias-sq-plus-var-exr"/>
+      <w:bookmarkStart w:id="59" w:name="eq-bias-sq-plus-var-exr"/>
       <m:oMathPara>
         <m:oMathParaPr>
           <m:jc m:val="center"/>
@@ -8403,14 +8408,323 @@
           </m:r>
         </m:oMath>
       </m:oMathPara>
-      <w:bookmarkEnd w:id="58"/>
+      <w:bookmarkEnd w:id="59"/>
     </w:p>
     <w:p>
       <w:pPr>
         <w:pStyle w:val="FirstParagraph"/>
       </w:pPr>
       <w:r>
-        <w:t xml:space="preserve">Add it to the squared bias from</w:t>
+        <w:t xml:space="preserve">Let the</w:t>
+      </w:r>
+      <w:r>
+        <w:t xml:space="preserve"> </w:t>
+      </w:r>
+      <w:hyperlink r:id="rId60">
+        <w:r>
+          <w:rPr>
+            <w:rStyle w:val="Hyperlink"/>
+          </w:rPr>
+          <w:t xml:space="preserve">population mean</w:t>
+        </w:r>
+      </w:hyperlink>
+      <w:r>
+        <w:t xml:space="preserve"> </w:t>
+      </w:r>
+      <w:r>
+        <w:t xml:space="preserve">of the</w:t>
+      </w:r>
+      <w:r>
+        <w:t xml:space="preserve"> </w:t>
+      </w:r>
+      <w:hyperlink w:anchor="def-estimator">
+        <w:r>
+          <w:rPr>
+            <w:rStyle w:val="Hyperlink"/>
+          </w:rPr>
+          <w:t xml:space="preserve">estimator</w:t>
+        </w:r>
+      </w:hyperlink>
+      <w:r>
+        <w:t xml:space="preserve"> </w:t>
+      </w:r>
+      <m:oMath>
+        <m:acc>
+          <m:accPr>
+            <m:chr m:val="̂"/>
+          </m:accPr>
+          <m:e>
+            <m:r>
+              <m:t>θ</m:t>
+            </m:r>
+          </m:e>
+        </m:acc>
+      </m:oMath>
+      <w:r>
+        <w:t xml:space="preserve"> </w:t>
+      </w:r>
+      <w:r>
+        <w:t xml:space="preserve">be</w:t>
+      </w:r>
+      <w:r>
+        <w:t xml:space="preserve"> </w:t>
+      </w:r>
+      <m:oMath>
+        <m:sSub>
+          <m:e>
+            <m:r>
+              <m:t>μ</m:t>
+            </m:r>
+          </m:e>
+          <m:sub>
+            <m:acc>
+              <m:accPr>
+                <m:chr m:val="̂"/>
+              </m:accPr>
+              <m:e>
+                <m:r>
+                  <m:t>θ</m:t>
+                </m:r>
+              </m:e>
+            </m:acc>
+          </m:sub>
+        </m:sSub>
+        <m:r>
+          <m:rPr>
+            <m:sty m:val="p"/>
+          </m:rPr>
+          <m:t>=</m:t>
+        </m:r>
+        <m:r>
+          <m:rPr>
+            <m:sty m:val="p"/>
+          </m:rPr>
+          <m:t>E</m:t>
+        </m:r>
+        <m:r>
+          <m:t>​</m:t>
+        </m:r>
+        <m:d>
+          <m:dPr>
+            <m:begChr m:val="["/>
+            <m:sepChr m:val=""/>
+            <m:endChr m:val="]"/>
+            <m:grow/>
+          </m:dPr>
+          <m:e>
+            <m:acc>
+              <m:accPr>
+                <m:chr m:val="̂"/>
+              </m:accPr>
+              <m:e>
+                <m:r>
+                  <m:t>θ</m:t>
+                </m:r>
+              </m:e>
+            </m:acc>
+          </m:e>
+        </m:d>
+        <m:r>
+          <m:t>​</m:t>
+        </m:r>
+      </m:oMath>
+      <w:r>
+        <w:t xml:space="preserve">.</w:t>
+      </w:r>
+      <w:r>
+        <w:t xml:space="preserve"> </w:t>
+      </w:r>
+      <w:r>
+        <w:t xml:space="preserve">Then the variance of</w:t>
+      </w:r>
+      <w:r>
+        <w:t xml:space="preserve"> </w:t>
+      </w:r>
+      <m:oMath>
+        <m:acc>
+          <m:accPr>
+            <m:chr m:val="̂"/>
+          </m:accPr>
+          <m:e>
+            <m:r>
+              <m:t>θ</m:t>
+            </m:r>
+          </m:e>
+        </m:acc>
+      </m:oMath>
+      <w:r>
+        <w:t xml:space="preserve"> </w:t>
+      </w:r>
+      <w:r>
+        <w:t xml:space="preserve">is</w:t>
+      </w:r>
+      <w:r>
+        <w:t xml:space="preserve"> </w:t>
+      </w:r>
+      <m:oMath>
+        <m:r>
+          <m:rPr>
+            <m:sty m:val="p"/>
+          </m:rPr>
+          <m:t>E</m:t>
+        </m:r>
+        <m:r>
+          <m:t>​</m:t>
+        </m:r>
+        <m:d>
+          <m:dPr>
+            <m:begChr m:val="["/>
+            <m:sepChr m:val=""/>
+            <m:endChr m:val="]"/>
+            <m:grow/>
+          </m:dPr>
+          <m:e>
+            <m:sSup>
+              <m:e>
+                <m:acc>
+                  <m:accPr>
+                    <m:chr m:val="̂"/>
+                  </m:accPr>
+                  <m:e>
+                    <m:r>
+                      <m:t>θ</m:t>
+                    </m:r>
+                  </m:e>
+                </m:acc>
+              </m:e>
+              <m:sup>
+                <m:r>
+                  <m:t>2</m:t>
+                </m:r>
+              </m:sup>
+            </m:sSup>
+          </m:e>
+        </m:d>
+        <m:r>
+          <m:t>​</m:t>
+        </m:r>
+        <m:r>
+          <m:rPr>
+            <m:sty m:val="p"/>
+          </m:rPr>
+          <m:t>−</m:t>
+        </m:r>
+        <m:sSup>
+          <m:e>
+            <m:r>
+              <m:t>​</m:t>
+            </m:r>
+            <m:d>
+              <m:dPr>
+                <m:begChr m:val="("/>
+                <m:sepChr m:val=""/>
+                <m:endChr m:val=")"/>
+                <m:grow/>
+              </m:dPr>
+              <m:e>
+                <m:sSub>
+                  <m:e>
+                    <m:r>
+                      <m:t>μ</m:t>
+                    </m:r>
+                  </m:e>
+                  <m:sub>
+                    <m:acc>
+                      <m:accPr>
+                        <m:chr m:val="̂"/>
+                      </m:accPr>
+                      <m:e>
+                        <m:r>
+                          <m:t>θ</m:t>
+                        </m:r>
+                      </m:e>
+                    </m:acc>
+                  </m:sub>
+                </m:sSub>
+              </m:e>
+            </m:d>
+            <m:r>
+              <m:t>​</m:t>
+            </m:r>
+          </m:e>
+          <m:sup>
+            <m:r>
+              <m:t>2</m:t>
+            </m:r>
+          </m:sup>
+        </m:sSup>
+      </m:oMath>
+      <w:r>
+        <w:t xml:space="preserve">,</w:t>
+      </w:r>
+      <w:r>
+        <w:t xml:space="preserve"> </w:t>
+      </w:r>
+      <w:r>
+        <w:t xml:space="preserve">and the squared</w:t>
+      </w:r>
+      <w:r>
+        <w:t xml:space="preserve"> </w:t>
+      </w:r>
+      <w:hyperlink w:anchor="def-bias">
+        <w:r>
+          <w:rPr>
+            <w:rStyle w:val="Hyperlink"/>
+          </w:rPr>
+          <w:t xml:space="preserve">bias</w:t>
+        </w:r>
+      </w:hyperlink>
+      <w:r>
+        <w:t xml:space="preserve"> </w:t>
+      </w:r>
+      <w:r>
+        <w:t xml:space="preserve">of</w:t>
+      </w:r>
+      <w:r>
+        <w:t xml:space="preserve"> </w:t>
+      </w:r>
+      <m:oMath>
+        <m:acc>
+          <m:accPr>
+            <m:chr m:val="̂"/>
+          </m:accPr>
+          <m:e>
+            <m:r>
+              <m:t>θ</m:t>
+            </m:r>
+          </m:e>
+        </m:acc>
+      </m:oMath>
+      <w:r>
+        <w:t xml:space="preserve"> </w:t>
+      </w:r>
+      <w:r>
+        <w:t xml:space="preserve">for the</w:t>
+      </w:r>
+      <w:r>
+        <w:t xml:space="preserve"> </w:t>
+      </w:r>
+      <w:hyperlink w:anchor="def-estimand">
+        <w:r>
+          <w:rPr>
+            <w:rStyle w:val="Hyperlink"/>
+          </w:rPr>
+          <w:t xml:space="preserve">estimand</w:t>
+        </w:r>
+      </w:hyperlink>
+      <w:r>
+        <w:t xml:space="preserve"> </w:t>
+      </w:r>
+      <m:oMath>
+        <m:r>
+          <m:t>θ</m:t>
+        </m:r>
+      </m:oMath>
+      <w:r>
+        <w:t xml:space="preserve"> </w:t>
+      </w:r>
+      <w:r>
+        <w:t xml:space="preserve">from</w:t>
       </w:r>
       <w:r>
         <w:t xml:space="preserve"> </w:t>
@@ -8427,14 +8741,121 @@
         <w:t xml:space="preserve"> </w:t>
       </w:r>
       <w:r>
-        <w:t xml:space="preserve">and simplify:</w:t>
+        <w:t xml:space="preserve">is</w:t>
+      </w:r>
+      <w:r>
+        <w:t xml:space="preserve"> </w:t>
+      </w:r>
+      <m:oMath>
+        <m:sSup>
+          <m:e>
+            <m:r>
+              <m:t>​</m:t>
+            </m:r>
+            <m:d>
+              <m:dPr>
+                <m:begChr m:val="("/>
+                <m:sepChr m:val=""/>
+                <m:endChr m:val=")"/>
+                <m:grow/>
+              </m:dPr>
+              <m:e>
+                <m:sSub>
+                  <m:e>
+                    <m:r>
+                      <m:t>μ</m:t>
+                    </m:r>
+                  </m:e>
+                  <m:sub>
+                    <m:acc>
+                      <m:accPr>
+                        <m:chr m:val="̂"/>
+                      </m:accPr>
+                      <m:e>
+                        <m:r>
+                          <m:t>θ</m:t>
+                        </m:r>
+                      </m:e>
+                    </m:acc>
+                  </m:sub>
+                </m:sSub>
+              </m:e>
+            </m:d>
+            <m:r>
+              <m:t>​</m:t>
+            </m:r>
+          </m:e>
+          <m:sup>
+            <m:r>
+              <m:t>2</m:t>
+            </m:r>
+          </m:sup>
+        </m:sSup>
+        <m:r>
+          <m:rPr>
+            <m:sty m:val="p"/>
+          </m:rPr>
+          <m:t>−</m:t>
+        </m:r>
+        <m:r>
+          <m:t>2</m:t>
+        </m:r>
+        <m:sSub>
+          <m:e>
+            <m:r>
+              <m:t>μ</m:t>
+            </m:r>
+          </m:e>
+          <m:sub>
+            <m:acc>
+              <m:accPr>
+                <m:chr m:val="̂"/>
+              </m:accPr>
+              <m:e>
+                <m:r>
+                  <m:t>θ</m:t>
+                </m:r>
+              </m:e>
+            </m:acc>
+          </m:sub>
+        </m:sSub>
+        <m:r>
+          <m:t>θ</m:t>
+        </m:r>
+        <m:r>
+          <m:rPr>
+            <m:sty m:val="p"/>
+          </m:rPr>
+          <m:t>+</m:t>
+        </m:r>
+        <m:sSup>
+          <m:e>
+            <m:r>
+              <m:t>θ</m:t>
+            </m:r>
+          </m:e>
+          <m:sup>
+            <m:r>
+              <m:t>2</m:t>
+            </m:r>
+          </m:sup>
+        </m:sSup>
+      </m:oMath>
+      <w:r>
+        <w:t xml:space="preserve">.</w:t>
+      </w:r>
+      <w:r>
+        <w:t xml:space="preserve"> </w:t>
+      </w:r>
+      <w:r>
+        <w:t xml:space="preserve">Add them and simplify:</w:t>
       </w:r>
     </w:p>
     <w:p>
       <w:pPr>
         <w:pStyle w:val="BodyText"/>
       </w:pPr>
-      <w:bookmarkStart w:id="59" w:name="eq-bias-sq-plus-var-exr-2"/>
+      <w:bookmarkStart w:id="61" w:name="eq-bias-sq-plus-var-exr-2"/>
       <m:oMathPara>
         <m:oMathParaPr>
           <m:jc m:val="center"/>
@@ -8559,23 +8980,13 @@
                       <m:grow/>
                     </m:dPr>
                     <m:e>
-                      <m:r>
-                        <m:rPr>
-                          <m:sty m:val="p"/>
-                        </m:rPr>
-                        <m:t>E</m:t>
-                      </m:r>
-                      <m:r>
-                        <m:t>​</m:t>
-                      </m:r>
-                      <m:d>
-                        <m:dPr>
-                          <m:begChr m:val="["/>
-                          <m:sepChr m:val=""/>
-                          <m:endChr m:val="]"/>
-                          <m:grow/>
-                        </m:dPr>
+                      <m:sSub>
                         <m:e>
+                          <m:r>
+                            <m:t>μ</m:t>
+                          </m:r>
+                        </m:e>
+                        <m:sub>
                           <m:acc>
                             <m:accPr>
                               <m:chr m:val="̂"/>
@@ -8586,11 +8997,8 @@
                               </m:r>
                             </m:e>
                           </m:acc>
-                        </m:e>
-                      </m:d>
-                      <m:r>
-                        <m:t>​</m:t>
-                      </m:r>
+                        </m:sub>
+                      </m:sSub>
                     </m:e>
                   </m:d>
                   <m:r>
@@ -8612,23 +9020,13 @@
               <m:r>
                 <m:t>2</m:t>
               </m:r>
-              <m:r>
-                <m:rPr>
-                  <m:sty m:val="p"/>
-                </m:rPr>
-                <m:t>E</m:t>
-              </m:r>
-              <m:r>
-                <m:t>​</m:t>
-              </m:r>
-              <m:d>
-                <m:dPr>
-                  <m:begChr m:val="["/>
-                  <m:sepChr m:val=""/>
-                  <m:endChr m:val="]"/>
-                  <m:grow/>
-                </m:dPr>
+              <m:sSub>
                 <m:e>
+                  <m:r>
+                    <m:t>μ</m:t>
+                  </m:r>
+                </m:e>
+                <m:sub>
                   <m:acc>
                     <m:accPr>
                       <m:chr m:val="̂"/>
@@ -8639,11 +9037,8 @@
                       </m:r>
                     </m:e>
                   </m:acc>
-                </m:e>
-              </m:d>
-              <m:r>
-                <m:t>​</m:t>
-              </m:r>
+                </m:sub>
+              </m:sSub>
               <m:r>
                 <m:t>θ</m:t>
               </m:r>
@@ -8740,23 +9135,13 @@
                       <m:grow/>
                     </m:dPr>
                     <m:e>
-                      <m:r>
-                        <m:rPr>
-                          <m:sty m:val="p"/>
-                        </m:rPr>
-                        <m:t>E</m:t>
-                      </m:r>
-                      <m:r>
-                        <m:t>​</m:t>
-                      </m:r>
-                      <m:d>
-                        <m:dPr>
-                          <m:begChr m:val="["/>
-                          <m:sepChr m:val=""/>
-                          <m:endChr m:val="]"/>
-                          <m:grow/>
-                        </m:dPr>
+                      <m:sSub>
                         <m:e>
+                          <m:r>
+                            <m:t>μ</m:t>
+                          </m:r>
+                        </m:e>
+                        <m:sub>
                           <m:acc>
                             <m:accPr>
                               <m:chr m:val="̂"/>
@@ -8767,11 +9152,8 @@
                               </m:r>
                             </m:e>
                           </m:acc>
-                        </m:e>
-                      </m:d>
-                      <m:r>
-                        <m:t>​</m:t>
-                      </m:r>
+                        </m:sub>
+                      </m:sSub>
                     </m:e>
                   </m:d>
                   <m:r>
@@ -8793,23 +9175,13 @@
               <m:r>
                 <m:t>2</m:t>
               </m:r>
-              <m:r>
-                <m:rPr>
-                  <m:sty m:val="p"/>
-                </m:rPr>
-                <m:t>E</m:t>
-              </m:r>
-              <m:r>
-                <m:t>​</m:t>
-              </m:r>
-              <m:d>
-                <m:dPr>
-                  <m:begChr m:val="["/>
-                  <m:sepChr m:val=""/>
-                  <m:endChr m:val="]"/>
-                  <m:grow/>
-                </m:dPr>
+              <m:sSub>
                 <m:e>
+                  <m:r>
+                    <m:t>μ</m:t>
+                  </m:r>
+                </m:e>
+                <m:sub>
                   <m:acc>
                     <m:accPr>
                       <m:chr m:val="̂"/>
@@ -8820,11 +9192,8 @@
                       </m:r>
                     </m:e>
                   </m:acc>
-                </m:e>
-              </m:d>
-              <m:r>
-                <m:t>​</m:t>
-              </m:r>
+                </m:sub>
+              </m:sSub>
               <m:r>
                 <m:t>θ</m:t>
               </m:r>
@@ -8912,23 +9281,13 @@
                       <m:grow/>
                     </m:dPr>
                     <m:e>
-                      <m:r>
-                        <m:rPr>
-                          <m:sty m:val="p"/>
-                        </m:rPr>
-                        <m:t>E</m:t>
-                      </m:r>
-                      <m:r>
-                        <m:t>​</m:t>
-                      </m:r>
-                      <m:d>
-                        <m:dPr>
-                          <m:begChr m:val="["/>
-                          <m:sepChr m:val=""/>
-                          <m:endChr m:val="]"/>
-                          <m:grow/>
-                        </m:dPr>
+                      <m:sSub>
                         <m:e>
+                          <m:r>
+                            <m:t>μ</m:t>
+                          </m:r>
+                        </m:e>
+                        <m:sub>
                           <m:acc>
                             <m:accPr>
                               <m:chr m:val="̂"/>
@@ -8939,11 +9298,8 @@
                               </m:r>
                             </m:e>
                           </m:acc>
-                        </m:e>
-                      </m:d>
-                      <m:r>
-                        <m:t>​</m:t>
-                      </m:r>
+                        </m:sub>
+                      </m:sSub>
                     </m:e>
                   </m:d>
                   <m:r>
@@ -9030,23 +9386,13 @@
               <m:r>
                 <m:t>2</m:t>
               </m:r>
-              <m:r>
-                <m:rPr>
-                  <m:sty m:val="p"/>
-                </m:rPr>
-                <m:t>E</m:t>
-              </m:r>
-              <m:r>
-                <m:t>​</m:t>
-              </m:r>
-              <m:d>
-                <m:dPr>
-                  <m:begChr m:val="["/>
-                  <m:sepChr m:val=""/>
-                  <m:endChr m:val="]"/>
-                  <m:grow/>
-                </m:dPr>
+              <m:sSub>
                 <m:e>
+                  <m:r>
+                    <m:t>μ</m:t>
+                  </m:r>
+                </m:e>
+                <m:sub>
                   <m:acc>
                     <m:accPr>
                       <m:chr m:val="̂"/>
@@ -9057,11 +9403,8 @@
                       </m:r>
                     </m:e>
                   </m:acc>
-                </m:e>
-              </m:d>
-              <m:r>
-                <m:t>​</m:t>
-              </m:r>
+                </m:sub>
+              </m:sSub>
               <m:r>
                 <m:t>θ</m:t>
               </m:r>
@@ -9102,23 +9445,13 @@
                       <m:grow/>
                     </m:dPr>
                     <m:e>
-                      <m:r>
-                        <m:rPr>
-                          <m:sty m:val="p"/>
-                        </m:rPr>
-                        <m:t>E</m:t>
-                      </m:r>
-                      <m:r>
-                        <m:t>​</m:t>
-                      </m:r>
-                      <m:d>
-                        <m:dPr>
-                          <m:begChr m:val="["/>
-                          <m:sepChr m:val=""/>
-                          <m:endChr m:val="]"/>
-                          <m:grow/>
-                        </m:dPr>
+                      <m:sSub>
                         <m:e>
+                          <m:r>
+                            <m:t>μ</m:t>
+                          </m:r>
+                        </m:e>
+                        <m:sub>
                           <m:acc>
                             <m:accPr>
                               <m:chr m:val="̂"/>
@@ -9129,11 +9462,8 @@
                               </m:r>
                             </m:e>
                           </m:acc>
-                        </m:e>
-                      </m:d>
-                      <m:r>
-                        <m:t>​</m:t>
-                      </m:r>
+                        </m:sub>
+                      </m:sSub>
                     </m:e>
                   </m:d>
                   <m:r>
@@ -9165,23 +9495,13 @@
                       <m:grow/>
                     </m:dPr>
                     <m:e>
-                      <m:r>
-                        <m:rPr>
-                          <m:sty m:val="p"/>
-                        </m:rPr>
-                        <m:t>E</m:t>
-                      </m:r>
-                      <m:r>
-                        <m:t>​</m:t>
-                      </m:r>
-                      <m:d>
-                        <m:dPr>
-                          <m:begChr m:val="["/>
-                          <m:sepChr m:val=""/>
-                          <m:endChr m:val="]"/>
-                          <m:grow/>
-                        </m:dPr>
+                      <m:sSub>
                         <m:e>
+                          <m:r>
+                            <m:t>μ</m:t>
+                          </m:r>
+                        </m:e>
+                        <m:sub>
                           <m:acc>
                             <m:accPr>
                               <m:chr m:val="̂"/>
@@ -9192,11 +9512,8 @@
                               </m:r>
                             </m:e>
                           </m:acc>
-                        </m:e>
-                      </m:d>
-                      <m:r>
-                        <m:t>​</m:t>
-                      </m:r>
+                        </m:sub>
+                      </m:sSub>
                     </m:e>
                   </m:d>
                   <m:r>
@@ -9283,23 +9600,13 @@
               <m:r>
                 <m:t>2</m:t>
               </m:r>
-              <m:r>
-                <m:rPr>
-                  <m:sty m:val="p"/>
-                </m:rPr>
-                <m:t>E</m:t>
-              </m:r>
-              <m:r>
-                <m:t>​</m:t>
-              </m:r>
-              <m:d>
-                <m:dPr>
-                  <m:begChr m:val="["/>
-                  <m:sepChr m:val=""/>
-                  <m:endChr m:val="]"/>
-                  <m:grow/>
-                </m:dPr>
+              <m:sSub>
                 <m:e>
+                  <m:r>
+                    <m:t>μ</m:t>
+                  </m:r>
+                </m:e>
+                <m:sub>
                   <m:acc>
                     <m:accPr>
                       <m:chr m:val="̂"/>
@@ -9310,11 +9617,8 @@
                       </m:r>
                     </m:e>
                   </m:acc>
-                </m:e>
-              </m:d>
-              <m:r>
-                <m:t>​</m:t>
-              </m:r>
+                </m:sub>
+              </m:sSub>
               <m:r>
                 <m:t>θ</m:t>
               </m:r>
@@ -9366,23 +9670,13 @@
                           <m:grow/>
                         </m:dPr>
                         <m:e>
-                          <m:r>
-                            <m:rPr>
-                              <m:sty m:val="p"/>
-                            </m:rPr>
-                            <m:t>E</m:t>
-                          </m:r>
-                          <m:r>
-                            <m:t>​</m:t>
-                          </m:r>
-                          <m:d>
-                            <m:dPr>
-                              <m:begChr m:val="["/>
-                              <m:sepChr m:val=""/>
-                              <m:endChr m:val="]"/>
-                              <m:grow/>
-                            </m:dPr>
+                          <m:sSub>
                             <m:e>
+                              <m:r>
+                                <m:t>μ</m:t>
+                              </m:r>
+                            </m:e>
+                            <m:sub>
                               <m:acc>
                                 <m:accPr>
                                   <m:chr m:val="̂"/>
@@ -9393,11 +9687,8 @@
                                   </m:r>
                                 </m:e>
                               </m:acc>
-                            </m:e>
-                          </m:d>
-                          <m:r>
-                            <m:t>​</m:t>
-                          </m:r>
+                            </m:sub>
+                          </m:sSub>
                         </m:e>
                       </m:d>
                       <m:r>
@@ -9429,23 +9720,13 @@
                           <m:grow/>
                         </m:dPr>
                         <m:e>
-                          <m:r>
-                            <m:rPr>
-                              <m:sty m:val="p"/>
-                            </m:rPr>
-                            <m:t>E</m:t>
-                          </m:r>
-                          <m:r>
-                            <m:t>​</m:t>
-                          </m:r>
-                          <m:d>
-                            <m:dPr>
-                              <m:begChr m:val="["/>
-                              <m:sepChr m:val=""/>
-                              <m:endChr m:val="]"/>
-                              <m:grow/>
-                            </m:dPr>
+                          <m:sSub>
                             <m:e>
+                              <m:r>
+                                <m:t>μ</m:t>
+                              </m:r>
+                            </m:e>
+                            <m:sub>
                               <m:acc>
                                 <m:accPr>
                                   <m:chr m:val="̂"/>
@@ -9456,11 +9737,8 @@
                                   </m:r>
                                 </m:e>
                               </m:acc>
-                            </m:e>
-                          </m:d>
-                          <m:r>
-                            <m:t>​</m:t>
-                          </m:r>
+                            </m:sub>
+                          </m:sSub>
                         </m:e>
                       </m:d>
                       <m:r>
@@ -9552,23 +9830,13 @@
               <m:r>
                 <m:t>2</m:t>
               </m:r>
-              <m:r>
-                <m:rPr>
-                  <m:sty m:val="p"/>
-                </m:rPr>
-                <m:t>E</m:t>
-              </m:r>
-              <m:r>
-                <m:t>​</m:t>
-              </m:r>
-              <m:d>
-                <m:dPr>
-                  <m:begChr m:val="["/>
-                  <m:sepChr m:val=""/>
-                  <m:endChr m:val="]"/>
-                  <m:grow/>
-                </m:dPr>
+              <m:sSub>
                 <m:e>
+                  <m:r>
+                    <m:t>μ</m:t>
+                  </m:r>
+                </m:e>
+                <m:sub>
                   <m:acc>
                     <m:accPr>
                       <m:chr m:val="̂"/>
@@ -9579,11 +9847,8 @@
                       </m:r>
                     </m:e>
                   </m:acc>
-                </m:e>
-              </m:d>
-              <m:r>
-                <m:t>​</m:t>
-              </m:r>
+                </m:sub>
+              </m:sSub>
               <m:r>
                 <m:t>θ</m:t>
               </m:r>
@@ -9716,23 +9981,13 @@
               <m:r>
                 <m:t>2</m:t>
               </m:r>
-              <m:r>
-                <m:rPr>
-                  <m:sty m:val="p"/>
-                </m:rPr>
-                <m:t>E</m:t>
-              </m:r>
-              <m:r>
-                <m:t>​</m:t>
-              </m:r>
-              <m:d>
-                <m:dPr>
-                  <m:begChr m:val="["/>
-                  <m:sepChr m:val=""/>
-                  <m:endChr m:val="]"/>
-                  <m:grow/>
-                </m:dPr>
+              <m:sSub>
                 <m:e>
+                  <m:r>
+                    <m:t>μ</m:t>
+                  </m:r>
+                </m:e>
+                <m:sub>
                   <m:acc>
                     <m:accPr>
                       <m:chr m:val="̂"/>
@@ -9743,11 +9998,8 @@
                       </m:r>
                     </m:e>
                   </m:acc>
-                </m:e>
-              </m:d>
-              <m:r>
-                <m:t>​</m:t>
-              </m:r>
+                </m:sub>
+              </m:sSub>
               <m:r>
                 <m:t>θ</m:t>
               </m:r>
@@ -9832,10 +10084,10 @@
           </m:r>
         </m:oMath>
       </m:oMathPara>
-      <w:bookmarkEnd w:id="59"/>
+      <w:bookmarkEnd w:id="61"/>
     </w:p>
-    <w:bookmarkEnd w:id="60"/>
-    <w:bookmarkStart w:id="61" w:name="thm-bias-sq-plus-var"/>
+    <w:bookmarkEnd w:id="62"/>
+    <w:bookmarkStart w:id="63" w:name="thm-bias-sq-plus-var"/>
     <w:p>
       <w:pPr>
         <w:pStyle w:val="FirstParagraph"/>
@@ -10108,7 +10360,7 @@
         </m:oMath>
       </m:oMathPara>
     </w:p>
-    <w:bookmarkEnd w:id="61"/>
+    <w:bookmarkEnd w:id="63"/>
     <w:p>
       <w:pPr>
         <w:pStyle w:val="FirstParagraph"/>
@@ -10175,7 +10427,7 @@
         <w:t xml:space="preserve">.</w:t>
       </w:r>
     </w:p>
-    <w:bookmarkStart w:id="62" w:name="exr-mse-expand"/>
+    <w:bookmarkStart w:id="64" w:name="exr-mse-expand"/>
     <w:p>
       <w:pPr>
         <w:pStyle w:val="BodyText"/>
@@ -10348,8 +10600,8 @@
         <w:t xml:space="preserve">.</w:t>
       </w:r>
     </w:p>
-    <w:bookmarkEnd w:id="62"/>
-    <w:bookmarkStart w:id="63" w:name="sol-mse-expand"/>
+    <w:bookmarkEnd w:id="64"/>
+    <w:bookmarkStart w:id="65" w:name="sol-mse-expand"/>
     <w:p>
       <w:pPr>
         <w:pStyle w:val="BodyText"/>
@@ -11153,8 +11405,8 @@
         </m:oMath>
       </m:oMathPara>
     </w:p>
-    <w:bookmarkEnd w:id="63"/>
-    <w:bookmarkStart w:id="64" w:name="thm-mse-expand"/>
+    <w:bookmarkEnd w:id="65"/>
+    <w:bookmarkStart w:id="66" w:name="thm-mse-expand"/>
     <w:p>
       <w:pPr>
         <w:pStyle w:val="FirstParagraph"/>
@@ -11381,7 +11633,7 @@
         </m:oMath>
       </m:oMathPara>
     </w:p>
-    <w:bookmarkEnd w:id="64"/>
+    <w:bookmarkEnd w:id="66"/>
     <w:p>
       <w:pPr>
         <w:pStyle w:val="FirstParagraph"/>
@@ -11428,7 +11680,7 @@
         <w:t xml:space="preserve">.</w:t>
       </w:r>
     </w:p>
-    <w:bookmarkStart w:id="66" w:name="thm-mse-bias-variance"/>
+    <w:bookmarkStart w:id="68" w:name="thm-mse-bias-variance"/>
     <w:p>
       <w:pPr>
         <w:pStyle w:val="BodyText"/>
@@ -11469,7 +11721,7 @@
       <w:pPr>
         <w:pStyle w:val="BodyText"/>
       </w:pPr>
-      <w:bookmarkStart w:id="65" w:name="eq-mse"/>
+      <w:bookmarkStart w:id="67" w:name="eq-mse"/>
       <m:oMathPara>
         <m:oMathParaPr>
           <m:jc m:val="center"/>
@@ -11628,9 +11880,9 @@
           </m:r>
         </m:oMath>
       </m:oMathPara>
-      <w:bookmarkEnd w:id="65"/>
+      <w:bookmarkEnd w:id="67"/>
     </w:p>
-    <w:bookmarkEnd w:id="66"/>
+    <w:bookmarkEnd w:id="68"/>
     <w:p>
       <w:pPr>
         <w:pStyle w:val="FirstParagraph"/>
@@ -11946,7 +12198,7 @@
         <w:t xml:space="preserve">so they are equal to each other.</w:t>
       </w:r>
     </w:p>
-    <w:bookmarkStart w:id="69" w:name="rem-mse-bias-variance-prediction"/>
+    <w:bookmarkStart w:id="71" w:name="rem-mse-bias-variance-prediction"/>
     <w:p>
       <w:pPr>
         <w:pStyle w:val="BodyText"/>
@@ -12066,7 +12318,7 @@
       <w:r>
         <w:t xml:space="preserve"> </w:t>
       </w:r>
-      <w:hyperlink r:id="rId67">
+      <w:hyperlink r:id="rId69">
         <w:r>
           <w:rPr>
             <w:rStyle w:val="Hyperlink"/>
@@ -12089,7 +12341,7 @@
       <w:r>
         <w:t xml:space="preserve"> </w:t>
       </w:r>
-      <w:hyperlink r:id="rId68">
+      <w:hyperlink r:id="rId70">
         <w:r>
           <w:rPr>
             <w:rStyle w:val="Hyperlink"/>
@@ -12110,8 +12362,8 @@
         <w:t xml:space="preserve">No choice of prediction can remove the extra term.</w:t>
       </w:r>
     </w:p>
-    <w:bookmarkEnd w:id="69"/>
-    <w:bookmarkStart w:id="71" w:name="exm-mse-sample-mean"/>
+    <w:bookmarkEnd w:id="71"/>
+    <w:bookmarkStart w:id="73" w:name="exm-mse-sample-mean"/>
     <w:p>
       <w:pPr>
         <w:pStyle w:val="FirstParagraph"/>
@@ -13047,36 +13299,36 @@
                     </m:rPr>
                     <m:t>Var</m:t>
                   </m:r>
+                  <m:r>
+                    <m:t>​</m:t>
+                  </m:r>
+                  <m:d>
+                    <m:dPr>
+                      <m:begChr m:val="("/>
+                      <m:sepChr m:val=""/>
+                      <m:endChr m:val=")"/>
+                      <m:grow/>
+                    </m:dPr>
+                    <m:e>
+                      <m:sSub>
+                        <m:e>
+                          <m:r>
+                            <m:t>X</m:t>
+                          </m:r>
+                        </m:e>
+                        <m:sub>
+                          <m:r>
+                            <m:t>i</m:t>
+                          </m:r>
+                        </m:sub>
+                      </m:sSub>
+                    </m:e>
+                  </m:d>
+                  <m:r>
+                    <m:t>​</m:t>
+                  </m:r>
                 </m:e>
               </m:nary>
-              <m:r>
-                <m:t>​</m:t>
-              </m:r>
-              <m:d>
-                <m:dPr>
-                  <m:begChr m:val="("/>
-                  <m:sepChr m:val=""/>
-                  <m:endChr m:val=")"/>
-                  <m:grow/>
-                </m:dPr>
-                <m:e>
-                  <m:sSub>
-                    <m:e>
-                      <m:r>
-                        <m:t>X</m:t>
-                      </m:r>
-                    </m:e>
-                    <m:sub>
-                      <m:r>
-                        <m:t>i</m:t>
-                      </m:r>
-                    </m:sub>
-                  </m:sSub>
-                </m:e>
-              </m:d>
-              <m:r>
-                <m:t>​</m:t>
-              </m:r>
               <m:r>
                 <m:t>&amp;</m:t>
               </m:r>
@@ -13477,36 +13729,36 @@
               </m:rPr>
               <m:t>Var</m:t>
             </m:r>
+            <m:r>
+              <m:t>​</m:t>
+            </m:r>
+            <m:d>
+              <m:dPr>
+                <m:begChr m:val="("/>
+                <m:sepChr m:val=""/>
+                <m:endChr m:val=")"/>
+                <m:grow/>
+              </m:dPr>
+              <m:e>
+                <m:sSub>
+                  <m:e>
+                    <m:r>
+                      <m:t>X</m:t>
+                    </m:r>
+                  </m:e>
+                  <m:sub>
+                    <m:r>
+                      <m:t>i</m:t>
+                    </m:r>
+                  </m:sub>
+                </m:sSub>
+              </m:e>
+            </m:d>
+            <m:r>
+              <m:t>​</m:t>
+            </m:r>
           </m:e>
         </m:nary>
-        <m:r>
-          <m:t>​</m:t>
-        </m:r>
-        <m:d>
-          <m:dPr>
-            <m:begChr m:val="("/>
-            <m:sepChr m:val=""/>
-            <m:endChr m:val=")"/>
-            <m:grow/>
-          </m:dPr>
-          <m:e>
-            <m:sSub>
-              <m:e>
-                <m:r>
-                  <m:t>X</m:t>
-                </m:r>
-              </m:e>
-              <m:sub>
-                <m:r>
-                  <m:t>i</m:t>
-                </m:r>
-              </m:sub>
-            </m:sSub>
-          </m:e>
-        </m:d>
-        <m:r>
-          <m:t>​</m:t>
-        </m:r>
       </m:oMath>
       <w:r>
         <w:t xml:space="preserve"> </w:t>
@@ -13523,7 +13775,7 @@
       <w:r>
         <w:t xml:space="preserve"> </w:t>
       </w:r>
-      <w:hyperlink r:id="rId70">
+      <w:hyperlink r:id="rId72">
         <w:r>
           <w:rPr>
             <w:rStyle w:val="Hyperlink"/>
@@ -13821,8 +14073,8 @@
         <w:t xml:space="preserve">’s.</w:t>
       </w:r>
     </w:p>
-    <w:bookmarkEnd w:id="71"/>
-    <w:bookmarkStart w:id="72" w:name="def-rmse"/>
+    <w:bookmarkEnd w:id="73"/>
+    <w:bookmarkStart w:id="74" w:name="def-rmse"/>
     <w:p>
       <w:pPr>
         <w:pStyle w:val="BodyText"/>
@@ -14034,8 +14286,8 @@
         <w:t xml:space="preserve">.</w:t>
       </w:r>
     </w:p>
-    <w:bookmarkEnd w:id="72"/>
-    <w:bookmarkStart w:id="73" w:name="exm-rmse-sample-mean"/>
+    <w:bookmarkEnd w:id="74"/>
+    <w:bookmarkStart w:id="75" w:name="exm-rmse-sample-mean"/>
     <w:p>
       <w:pPr>
         <w:pStyle w:val="BodyText"/>
@@ -14123,8 +14375,8 @@
         <w:t xml:space="preserve">.</w:t>
       </w:r>
     </w:p>
-    <w:bookmarkEnd w:id="73"/>
-    <w:bookmarkStart w:id="74" w:name="rem-rmse-units"/>
+    <w:bookmarkEnd w:id="75"/>
+    <w:bookmarkStart w:id="76" w:name="rem-rmse-units"/>
     <w:p>
       <w:pPr>
         <w:pStyle w:val="BodyText"/>
@@ -14143,7 +14395,7 @@
         <w:t xml:space="preserve">The pRMSE has the same units as the estimand.</w:t>
       </w:r>
     </w:p>
-    <w:bookmarkEnd w:id="74"/>
+    <w:bookmarkEnd w:id="76"/>
     <w:p>
       <w:pPr>
         <w:pStyle w:val="BodyText"/>
@@ -14158,8 +14410,8 @@
         <w:t xml:space="preserve">covers mean squared error.</w:t>
       </w:r>
     </w:p>
-    <w:bookmarkEnd w:id="75"/>
-    <w:bookmarkStart w:id="89" w:name="sec-unbiased-estimators"/>
+    <w:bookmarkEnd w:id="77"/>
+    <w:bookmarkStart w:id="91" w:name="sec-unbiased-estimators"/>
     <w:p>
       <w:pPr>
         <w:pStyle w:val="Heading3"/>
@@ -14168,7 +14420,7 @@
         <w:t xml:space="preserve">3.6 Unbiased estimators</w:t>
       </w:r>
     </w:p>
-    <w:bookmarkStart w:id="76" w:name="def-unbiased"/>
+    <w:bookmarkStart w:id="78" w:name="def-unbiased"/>
     <w:p>
       <w:pPr>
         <w:pStyle w:val="FirstParagraph"/>
@@ -14294,8 +14546,8 @@
         </m:oMath>
       </m:oMathPara>
     </w:p>
-    <w:bookmarkEnd w:id="76"/>
-    <w:bookmarkStart w:id="77" w:name="def-biased"/>
+    <w:bookmarkEnd w:id="78"/>
+    <w:bookmarkStart w:id="79" w:name="def-biased"/>
     <w:p>
       <w:pPr>
         <w:pStyle w:val="FirstParagraph"/>
@@ -14421,8 +14673,8 @@
         </m:oMath>
       </m:oMathPara>
     </w:p>
-    <w:bookmarkEnd w:id="77"/>
-    <w:bookmarkStart w:id="78" w:name="exm-unbiased-sample-mean"/>
+    <w:bookmarkEnd w:id="79"/>
+    <w:bookmarkStart w:id="80" w:name="exm-unbiased-sample-mean"/>
     <w:p>
       <w:pPr>
         <w:pStyle w:val="FirstParagraph"/>
@@ -14636,8 +14888,8 @@
         <w:t xml:space="preserve">.</w:t>
       </w:r>
     </w:p>
-    <w:bookmarkEnd w:id="78"/>
-    <w:bookmarkStart w:id="80" w:name="exm-biased-variance-mle"/>
+    <w:bookmarkEnd w:id="80"/>
+    <w:bookmarkStart w:id="82" w:name="exm-biased-variance-mle"/>
     <w:p>
       <w:pPr>
         <w:pStyle w:val="BodyText"/>
@@ -14815,7 +15067,7 @@
       <w:r>
         <w:t xml:space="preserve"> </w:t>
       </w:r>
-      <w:hyperlink r:id="rId79">
+      <w:hyperlink r:id="rId81">
         <w:r>
           <w:rPr>
             <w:rStyle w:val="Hyperlink"/>
@@ -17363,41 +17615,41 @@
                     </m:rPr>
                     <m:t>E</m:t>
                   </m:r>
+                  <m:r>
+                    <m:t>​</m:t>
+                  </m:r>
+                  <m:d>
+                    <m:dPr>
+                      <m:begChr m:val="["/>
+                      <m:sepChr m:val=""/>
+                      <m:endChr m:val="]"/>
+                      <m:grow/>
+                    </m:dPr>
+                    <m:e>
+                      <m:sSubSup>
+                        <m:e>
+                          <m:r>
+                            <m:t>X</m:t>
+                          </m:r>
+                        </m:e>
+                        <m:sub>
+                          <m:r>
+                            <m:t>i</m:t>
+                          </m:r>
+                        </m:sub>
+                        <m:sup>
+                          <m:r>
+                            <m:t>2</m:t>
+                          </m:r>
+                        </m:sup>
+                      </m:sSubSup>
+                    </m:e>
+                  </m:d>
+                  <m:r>
+                    <m:t>​</m:t>
+                  </m:r>
                 </m:e>
               </m:nary>
-              <m:r>
-                <m:t>​</m:t>
-              </m:r>
-              <m:d>
-                <m:dPr>
-                  <m:begChr m:val="["/>
-                  <m:sepChr m:val=""/>
-                  <m:endChr m:val="]"/>
-                  <m:grow/>
-                </m:dPr>
-                <m:e>
-                  <m:sSubSup>
-                    <m:e>
-                      <m:r>
-                        <m:t>X</m:t>
-                      </m:r>
-                    </m:e>
-                    <m:sub>
-                      <m:r>
-                        <m:t>i</m:t>
-                      </m:r>
-                    </m:sub>
-                    <m:sup>
-                      <m:r>
-                        <m:t>2</m:t>
-                      </m:r>
-                    </m:sup>
-                  </m:sSubSup>
-                </m:e>
-              </m:d>
-              <m:r>
-                <m:t>​</m:t>
-              </m:r>
               <m:r>
                 <m:rPr>
                   <m:sty m:val="p"/>
@@ -17505,41 +17757,41 @@
                     </m:rPr>
                     <m:t>E</m:t>
                   </m:r>
+                  <m:r>
+                    <m:t>​</m:t>
+                  </m:r>
+                  <m:d>
+                    <m:dPr>
+                      <m:begChr m:val="["/>
+                      <m:sepChr m:val=""/>
+                      <m:endChr m:val="]"/>
+                      <m:grow/>
+                    </m:dPr>
+                    <m:e>
+                      <m:sSubSup>
+                        <m:e>
+                          <m:r>
+                            <m:t>X</m:t>
+                          </m:r>
+                        </m:e>
+                        <m:sub>
+                          <m:r>
+                            <m:t>i</m:t>
+                          </m:r>
+                        </m:sub>
+                        <m:sup>
+                          <m:r>
+                            <m:t>2</m:t>
+                          </m:r>
+                        </m:sup>
+                      </m:sSubSup>
+                    </m:e>
+                  </m:d>
+                  <m:r>
+                    <m:t>​</m:t>
+                  </m:r>
                 </m:e>
               </m:nary>
-              <m:r>
-                <m:t>​</m:t>
-              </m:r>
-              <m:d>
-                <m:dPr>
-                  <m:begChr m:val="["/>
-                  <m:sepChr m:val=""/>
-                  <m:endChr m:val="]"/>
-                  <m:grow/>
-                </m:dPr>
-                <m:e>
-                  <m:sSubSup>
-                    <m:e>
-                      <m:r>
-                        <m:t>X</m:t>
-                      </m:r>
-                    </m:e>
-                    <m:sub>
-                      <m:r>
-                        <m:t>i</m:t>
-                      </m:r>
-                    </m:sub>
-                    <m:sup>
-                      <m:r>
-                        <m:t>2</m:t>
-                      </m:r>
-                    </m:sup>
-                  </m:sSubSup>
-                </m:e>
-              </m:d>
-              <m:r>
-                <m:t>​</m:t>
-              </m:r>
               <m:r>
                 <m:rPr>
                   <m:sty m:val="p"/>
@@ -19987,8 +20239,8 @@
         <w:t xml:space="preserve">grows.</w:t>
       </w:r>
     </w:p>
-    <w:bookmarkEnd w:id="80"/>
-    <w:bookmarkStart w:id="81" w:name="exr-unbiased-exp"/>
+    <w:bookmarkEnd w:id="82"/>
+    <w:bookmarkStart w:id="83" w:name="exr-unbiased-exp"/>
     <w:p>
       <w:pPr>
         <w:pStyle w:val="BodyText"/>
@@ -20119,8 +20371,8 @@
         <w:t xml:space="preserve">.</w:t>
       </w:r>
     </w:p>
-    <w:bookmarkEnd w:id="81"/>
-    <w:bookmarkStart w:id="82" w:name="sol-unbiased-exp"/>
+    <w:bookmarkEnd w:id="83"/>
+    <w:bookmarkStart w:id="84" w:name="sol-unbiased-exp"/>
     <w:p>
       <w:pPr>
         <w:pStyle w:val="BodyText"/>
@@ -20345,8 +20597,8 @@
         <w:t xml:space="preserve">.</w:t>
       </w:r>
     </w:p>
-    <w:bookmarkEnd w:id="82"/>
-    <w:bookmarkStart w:id="83" w:name="exr-unbiased-mse"/>
+    <w:bookmarkEnd w:id="84"/>
+    <w:bookmarkStart w:id="85" w:name="exr-unbiased-mse"/>
     <w:p>
       <w:pPr>
         <w:pStyle w:val="BodyText"/>
@@ -20440,8 +20692,8 @@
         <w:t xml:space="preserve">in terms of its variance.</w:t>
       </w:r>
     </w:p>
-    <w:bookmarkEnd w:id="83"/>
-    <w:bookmarkStart w:id="84" w:name="sol-unbiased-mse"/>
+    <w:bookmarkEnd w:id="85"/>
+    <w:bookmarkStart w:id="86" w:name="sol-unbiased-mse"/>
     <w:p>
       <w:pPr>
         <w:pStyle w:val="BodyText"/>
@@ -20780,8 +21032,8 @@
         </m:oMath>
       </m:oMathPara>
     </w:p>
-    <w:bookmarkEnd w:id="84"/>
-    <w:bookmarkStart w:id="87" w:name="thm-unbiased-props"/>
+    <w:bookmarkEnd w:id="86"/>
+    <w:bookmarkStart w:id="89" w:name="thm-unbiased-props"/>
     <w:p>
       <w:pPr>
         <w:pStyle w:val="FirstParagraph"/>
@@ -20853,7 +21105,7 @@
       <w:pPr>
         <w:pStyle w:val="BodyText"/>
       </w:pPr>
-      <w:bookmarkStart w:id="85" w:name="eq-unbiased-exp"/>
+      <w:bookmarkStart w:id="87" w:name="eq-unbiased-exp"/>
       <m:oMathPara>
         <m:oMathParaPr>
           <m:jc m:val="center"/>
@@ -20920,13 +21172,13 @@
           </m:r>
         </m:oMath>
       </m:oMathPara>
-      <w:bookmarkEnd w:id="85"/>
+      <w:bookmarkEnd w:id="87"/>
     </w:p>
     <w:p>
       <w:pPr>
         <w:pStyle w:val="FirstParagraph"/>
       </w:pPr>
-      <w:bookmarkStart w:id="86" w:name="eq-unbiased-mse"/>
+      <w:bookmarkStart w:id="88" w:name="eq-unbiased-mse"/>
       <m:oMathPara>
         <m:oMathParaPr>
           <m:jc m:val="center"/>
@@ -21022,9 +21274,9 @@
           </m:r>
         </m:oMath>
       </m:oMathPara>
-      <w:bookmarkEnd w:id="86"/>
+      <w:bookmarkEnd w:id="88"/>
     </w:p>
-    <w:bookmarkEnd w:id="87"/>
+    <w:bookmarkEnd w:id="89"/>
     <w:p>
       <w:pPr>
         <w:pStyle w:val="FirstParagraph"/>
@@ -21115,7 +21367,7 @@
       <w:r>
         <w:t xml:space="preserve"> </w:t>
       </w:r>
-      <w:hyperlink r:id="rId88">
+      <w:hyperlink r:id="rId90">
         <w:r>
           <w:rPr>
             <w:rStyle w:val="Hyperlink"/>
@@ -21142,8 +21394,8 @@
         <w:t xml:space="preserve">.</w:t>
       </w:r>
     </w:p>
-    <w:bookmarkEnd w:id="89"/>
-    <w:bookmarkStart w:id="92" w:name="mean-absolute-error"/>
+    <w:bookmarkEnd w:id="91"/>
+    <w:bookmarkStart w:id="94" w:name="mean-absolute-error"/>
     <w:p>
       <w:pPr>
         <w:pStyle w:val="Heading3"/>
@@ -21152,7 +21404,7 @@
         <w:t xml:space="preserve">3.7 Population mean absolute error</w:t>
       </w:r>
     </w:p>
-    <w:bookmarkStart w:id="90" w:name="def-mae"/>
+    <w:bookmarkStart w:id="92" w:name="def-mae"/>
     <w:p>
       <w:pPr>
         <w:pStyle w:val="FirstParagraph"/>
@@ -21379,8 +21631,8 @@
         <w:t xml:space="preserve">.</w:t>
       </w:r>
     </w:p>
-    <w:bookmarkEnd w:id="90"/>
-    <w:bookmarkStart w:id="91" w:name="exm-mae-gaussian"/>
+    <w:bookmarkEnd w:id="92"/>
+    <w:bookmarkStart w:id="93" w:name="exm-mae-gaussian"/>
     <w:p>
       <w:pPr>
         <w:pStyle w:val="BodyText"/>
@@ -23786,9 +24038,9 @@
         <w:t xml:space="preserve">).</w:t>
       </w:r>
     </w:p>
-    <w:bookmarkEnd w:id="91"/>
-    <w:bookmarkEnd w:id="92"/>
-    <w:bookmarkStart w:id="106" w:name="standard-error"/>
+    <w:bookmarkEnd w:id="93"/>
+    <w:bookmarkEnd w:id="94"/>
+    <w:bookmarkStart w:id="108" w:name="standard-error"/>
     <w:p>
       <w:pPr>
         <w:pStyle w:val="Heading3"/>
@@ -23797,7 +24049,7 @@
         <w:t xml:space="preserve">3.8 Standard error</w:t>
       </w:r>
     </w:p>
-    <w:bookmarkStart w:id="94" w:name="def-SE"/>
+    <w:bookmarkStart w:id="96" w:name="def-SE"/>
     <w:p>
       <w:pPr>
         <w:pStyle w:val="FirstParagraph"/>
@@ -23855,7 +24107,7 @@
       <w:r>
         <w:t xml:space="preserve"> </w:t>
       </w:r>
-      <w:hyperlink r:id="rId93">
+      <w:hyperlink r:id="rId95">
         <w:r>
           <w:rPr>
             <w:rStyle w:val="Hyperlink"/>
@@ -24000,8 +24252,8 @@
         <w:t xml:space="preserve">.</w:t>
       </w:r>
     </w:p>
-    <w:bookmarkEnd w:id="94"/>
-    <w:bookmarkStart w:id="95" w:name="exm-SE-sample-mean"/>
+    <w:bookmarkEnd w:id="96"/>
+    <w:bookmarkStart w:id="97" w:name="exm-SE-sample-mean"/>
     <w:p>
       <w:pPr>
         <w:pStyle w:val="BodyText"/>
@@ -24313,8 +24565,8 @@
         <w:t xml:space="preserve">.</w:t>
       </w:r>
     </w:p>
-    <w:bookmarkEnd w:id="95"/>
-    <w:bookmarkStart w:id="96" w:name="exr-se-error-sd"/>
+    <w:bookmarkEnd w:id="97"/>
+    <w:bookmarkStart w:id="98" w:name="exr-se-error-sd"/>
     <w:p>
       <w:pPr>
         <w:pStyle w:val="BodyText"/>
@@ -24335,7 +24587,7 @@
       <w:r>
         <w:t xml:space="preserve"> </w:t>
       </w:r>
-      <w:hyperlink r:id="rId93">
+      <w:hyperlink r:id="rId95">
         <w:r>
           <w:rPr>
             <w:rStyle w:val="Hyperlink"/>
@@ -24436,8 +24688,8 @@
         <w:t xml:space="preserve">.</w:t>
       </w:r>
     </w:p>
-    <w:bookmarkEnd w:id="96"/>
-    <w:bookmarkStart w:id="97" w:name="sol-se-error-sd"/>
+    <w:bookmarkEnd w:id="98"/>
+    <w:bookmarkStart w:id="99" w:name="sol-se-error-sd"/>
     <w:p>
       <w:pPr>
         <w:pStyle w:val="BodyText"/>
@@ -24804,8 +25056,8 @@
         </m:oMath>
       </m:oMathPara>
     </w:p>
-    <w:bookmarkEnd w:id="97"/>
-    <w:bookmarkStart w:id="98" w:name="thm-se-error-sd"/>
+    <w:bookmarkEnd w:id="99"/>
+    <w:bookmarkStart w:id="100" w:name="thm-se-error-sd"/>
     <w:p>
       <w:pPr>
         <w:pStyle w:val="FirstParagraph"/>
@@ -24919,7 +25171,7 @@
         </m:oMath>
       </m:oMathPara>
     </w:p>
-    <w:bookmarkEnd w:id="98"/>
+    <w:bookmarkEnd w:id="100"/>
     <w:p>
       <w:pPr>
         <w:pStyle w:val="FirstParagraph"/>
@@ -24952,7 +25204,7 @@
         <w:t xml:space="preserve">.</w:t>
       </w:r>
     </w:p>
-    <w:bookmarkStart w:id="99" w:name="rem-standard-error-name"/>
+    <w:bookmarkStart w:id="101" w:name="rem-standard-error-name"/>
     <w:p>
       <w:pPr>
         <w:pStyle w:val="BodyText"/>
@@ -25062,8 +25314,8 @@
         <w:t xml:space="preserve">so they come up often enough to deserve their own name.</w:t>
       </w:r>
     </w:p>
-    <w:bookmarkEnd w:id="99"/>
-    <w:bookmarkStart w:id="100" w:name="exr-var-mse-bias"/>
+    <w:bookmarkEnd w:id="101"/>
+    <w:bookmarkStart w:id="102" w:name="exr-var-mse-bias"/>
     <w:p>
       <w:pPr>
         <w:pStyle w:val="BodyText"/>
@@ -25233,8 +25485,8 @@
         <w:t xml:space="preserve">.</w:t>
       </w:r>
     </w:p>
-    <w:bookmarkEnd w:id="100"/>
-    <w:bookmarkStart w:id="101" w:name="sol-var-mse-bias"/>
+    <w:bookmarkEnd w:id="102"/>
+    <w:bookmarkStart w:id="103" w:name="sol-var-mse-bias"/>
     <w:p>
       <w:pPr>
         <w:pStyle w:val="BodyText"/>
@@ -26161,8 +26413,8 @@
         </m:oMath>
       </m:oMathPara>
     </w:p>
-    <w:bookmarkEnd w:id="101"/>
-    <w:bookmarkStart w:id="102" w:name="cor-var-mse-bias"/>
+    <w:bookmarkEnd w:id="103"/>
+    <w:bookmarkStart w:id="104" w:name="cor-var-mse-bias"/>
     <w:p>
       <w:pPr>
         <w:pStyle w:val="FirstParagraph"/>
@@ -26357,7 +26609,7 @@
         </m:oMath>
       </m:oMathPara>
     </w:p>
-    <w:bookmarkEnd w:id="102"/>
+    <w:bookmarkEnd w:id="104"/>
     <w:p>
       <w:pPr>
         <w:pStyle w:val="FirstParagraph"/>
@@ -26390,7 +26642,7 @@
         <w:t xml:space="preserve">.</w:t>
       </w:r>
     </w:p>
-    <w:bookmarkStart w:id="103" w:name="exr-se-rmse-unbiased"/>
+    <w:bookmarkStart w:id="105" w:name="exr-se-rmse-unbiased"/>
     <w:p>
       <w:pPr>
         <w:pStyle w:val="BodyText"/>
@@ -26498,8 +26750,8 @@
         <w:t xml:space="preserve">.</w:t>
       </w:r>
     </w:p>
-    <w:bookmarkEnd w:id="103"/>
-    <w:bookmarkStart w:id="104" w:name="sol-se-rmse-unbiased"/>
+    <w:bookmarkEnd w:id="105"/>
+    <w:bookmarkStart w:id="106" w:name="sol-se-rmse-unbiased"/>
     <w:p>
       <w:pPr>
         <w:pStyle w:val="BodyText"/>
@@ -26762,8 +27014,8 @@
         </m:oMath>
       </m:oMathPara>
     </w:p>
-    <w:bookmarkEnd w:id="104"/>
-    <w:bookmarkStart w:id="105" w:name="cor-se-rmse-unbiased"/>
+    <w:bookmarkEnd w:id="106"/>
+    <w:bookmarkStart w:id="107" w:name="cor-se-rmse-unbiased"/>
     <w:p>
       <w:pPr>
         <w:pStyle w:val="FirstParagraph"/>
@@ -26921,7 +27173,7 @@
         </m:oMath>
       </m:oMathPara>
     </w:p>
-    <w:bookmarkEnd w:id="105"/>
+    <w:bookmarkEnd w:id="107"/>
     <w:p>
       <w:pPr>
         <w:pStyle w:val="FirstParagraph"/>
@@ -26954,9 +27206,9 @@
         <w:t xml:space="preserve">.</w:t>
       </w:r>
     </w:p>
-    <w:bookmarkEnd w:id="106"/>
-    <w:bookmarkEnd w:id="107"/>
-    <w:bookmarkStart w:id="140" w:name="references"/>
+    <w:bookmarkEnd w:id="108"/>
+    <w:bookmarkEnd w:id="109"/>
+    <w:bookmarkStart w:id="142" w:name="references"/>
     <w:p>
       <w:pPr>
         <w:pStyle w:val="Heading2"/>
@@ -26965,8 +27217,8 @@
         <w:t xml:space="preserve">References</w:t>
       </w:r>
     </w:p>
-    <w:bookmarkStart w:id="139" w:name="refs"/>
-    <w:bookmarkStart w:id="108" w:name="ref-box_draper_1987"/>
+    <w:bookmarkStart w:id="141" w:name="refs"/>
+    <w:bookmarkStart w:id="110" w:name="ref-box_draper_1987"/>
     <w:p>
       <w:pPr>
         <w:pStyle w:val="Bibliography"/>
@@ -26997,8 +27249,8 @@
         <w:t xml:space="preserve">. in Wiley series in probability and mathematical statistics. Applied probability and statistics. New York: Wiley, 1987.</w:t>
       </w:r>
     </w:p>
-    <w:bookmarkEnd w:id="108"/>
-    <w:bookmarkStart w:id="110" w:name="ref-dunn2018generalized"/>
+    <w:bookmarkEnd w:id="110"/>
+    <w:bookmarkStart w:id="112" w:name="ref-dunn2018generalized"/>
     <w:p>
       <w:pPr>
         <w:pStyle w:val="Bibliography"/>
@@ -27045,7 +27297,7 @@
       <w:r>
         <w:t xml:space="preserve"> </w:t>
       </w:r>
-      <w:hyperlink r:id="rId109">
+      <w:hyperlink r:id="rId111">
         <w:r>
           <w:rPr>
             <w:rStyle w:val="Hyperlink"/>
@@ -27057,8 +27309,8 @@
         <w:t xml:space="preserve">.</w:t>
       </w:r>
     </w:p>
-    <w:bookmarkEnd w:id="110"/>
-    <w:bookmarkStart w:id="112" w:name="ref-van2018flexible"/>
+    <w:bookmarkEnd w:id="112"/>
+    <w:bookmarkStart w:id="114" w:name="ref-van2018flexible"/>
     <w:p>
       <w:pPr>
         <w:pStyle w:val="Bibliography"/>
@@ -27091,7 +27343,7 @@
       <w:r>
         <w:t xml:space="preserve"> </w:t>
       </w:r>
-      <w:hyperlink r:id="rId111">
+      <w:hyperlink r:id="rId113">
         <w:r>
           <w:rPr>
             <w:rStyle w:val="Hyperlink"/>
@@ -27100,8 +27352,8 @@
         </w:r>
       </w:hyperlink>
     </w:p>
-    <w:bookmarkEnd w:id="112"/>
-    <w:bookmarkStart w:id="114" w:name="ref-pohl2021estimands"/>
+    <w:bookmarkEnd w:id="114"/>
+    <w:bookmarkStart w:id="116" w:name="ref-pohl2021estimands"/>
     <w:p>
       <w:pPr>
         <w:pStyle w:val="Bibliography"/>
@@ -27167,7 +27419,7 @@
       <w:r>
         <w:t xml:space="preserve"> </w:t>
       </w:r>
-      <w:hyperlink r:id="rId113">
+      <w:hyperlink r:id="rId115">
         <w:r>
           <w:rPr>
             <w:rStyle w:val="Hyperlink"/>
@@ -27179,8 +27431,8 @@
         <w:t xml:space="preserve">.</w:t>
       </w:r>
     </w:p>
-    <w:bookmarkEnd w:id="114"/>
-    <w:bookmarkStart w:id="116" w:name="ref-lawrance2020estimand"/>
+    <w:bookmarkEnd w:id="116"/>
+    <w:bookmarkStart w:id="118" w:name="ref-lawrance2020estimand"/>
     <w:p>
       <w:pPr>
         <w:pStyle w:val="Bibliography"/>
@@ -27232,7 +27484,7 @@
       <w:r>
         <w:t xml:space="preserve"> </w:t>
       </w:r>
-      <w:hyperlink r:id="rId115">
+      <w:hyperlink r:id="rId117">
         <w:r>
           <w:rPr>
             <w:rStyle w:val="Hyperlink"/>
@@ -27244,8 +27496,8 @@
         <w:t xml:space="preserve">.</w:t>
       </w:r>
     </w:p>
-    <w:bookmarkEnd w:id="116"/>
-    <w:bookmarkStart w:id="118" w:name="ref-wikipedia_estimand"/>
+    <w:bookmarkEnd w:id="118"/>
+    <w:bookmarkStart w:id="120" w:name="ref-wikipedia_estimand"/>
     <w:p>
       <w:pPr>
         <w:pStyle w:val="Bibliography"/>
@@ -27292,7 +27544,7 @@
       <w:r>
         <w:t xml:space="preserve"> </w:t>
       </w:r>
-      <w:hyperlink r:id="rId117">
+      <w:hyperlink r:id="rId119">
         <w:r>
           <w:rPr>
             <w:rStyle w:val="Hyperlink"/>
@@ -27301,8 +27553,8 @@
         </w:r>
       </w:hyperlink>
     </w:p>
-    <w:bookmarkEnd w:id="118"/>
-    <w:bookmarkStart w:id="120" w:name="ref-wikipedia_estimator"/>
+    <w:bookmarkEnd w:id="120"/>
+    <w:bookmarkStart w:id="122" w:name="ref-wikipedia_estimator"/>
     <w:p>
       <w:pPr>
         <w:pStyle w:val="Bibliography"/>
@@ -27349,7 +27601,7 @@
       <w:r>
         <w:t xml:space="preserve"> </w:t>
       </w:r>
-      <w:hyperlink r:id="rId119">
+      <w:hyperlink r:id="rId121">
         <w:r>
           <w:rPr>
             <w:rStyle w:val="Hyperlink"/>
@@ -27358,8 +27610,8 @@
         </w:r>
       </w:hyperlink>
     </w:p>
-    <w:bookmarkEnd w:id="120"/>
-    <w:bookmarkStart w:id="122" w:name="ref-wikipedia_sampling_distribution"/>
+    <w:bookmarkEnd w:id="122"/>
+    <w:bookmarkStart w:id="124" w:name="ref-wikipedia_sampling_distribution"/>
     <w:p>
       <w:pPr>
         <w:pStyle w:val="Bibliography"/>
@@ -27406,7 +27658,7 @@
       <w:r>
         <w:t xml:space="preserve"> </w:t>
       </w:r>
-      <w:hyperlink r:id="rId121">
+      <w:hyperlink r:id="rId123">
         <w:r>
           <w:rPr>
             <w:rStyle w:val="Hyperlink"/>
@@ -27415,8 +27667,8 @@
         </w:r>
       </w:hyperlink>
     </w:p>
-    <w:bookmarkEnd w:id="122"/>
-    <w:bookmarkStart w:id="123" w:name="ref-hoggtanis2015"/>
+    <w:bookmarkEnd w:id="124"/>
+    <w:bookmarkStart w:id="125" w:name="ref-hoggtanis2015"/>
     <w:p>
       <w:pPr>
         <w:pStyle w:val="Bibliography"/>
@@ -27447,8 +27699,8 @@
         <w:t xml:space="preserve">, Tenth edition. Boston: Pearson, 2019.</w:t>
       </w:r>
     </w:p>
-    <w:bookmarkEnd w:id="123"/>
-    <w:bookmarkStart w:id="125" w:name="ref-CaseBerg01"/>
+    <w:bookmarkEnd w:id="125"/>
+    <w:bookmarkStart w:id="127" w:name="ref-CaseBerg01"/>
     <w:p>
       <w:pPr>
         <w:pStyle w:val="Bibliography"/>
@@ -27481,7 +27733,7 @@
       <w:r>
         <w:t xml:space="preserve"> </w:t>
       </w:r>
-      <w:hyperlink r:id="rId124">
+      <w:hyperlink r:id="rId126">
         <w:r>
           <w:rPr>
             <w:rStyle w:val="Hyperlink"/>
@@ -27490,8 +27742,8 @@
         </w:r>
       </w:hyperlink>
     </w:p>
-    <w:bookmarkEnd w:id="125"/>
-    <w:bookmarkStart w:id="126" w:name="ref-rice2007mathematical"/>
+    <w:bookmarkEnd w:id="127"/>
+    <w:bookmarkStart w:id="128" w:name="ref-rice2007mathematical"/>
     <w:p>
       <w:pPr>
         <w:pStyle w:val="Bibliography"/>
@@ -27522,8 +27774,8 @@
         <w:t xml:space="preserve">, 3rd ed. Belmont, CA: Cengage Learning, 2007.</w:t>
       </w:r>
     </w:p>
-    <w:bookmarkEnd w:id="126"/>
-    <w:bookmarkStart w:id="128" w:name="ref-wikipedia_bias_of_an_estimator"/>
+    <w:bookmarkEnd w:id="128"/>
+    <w:bookmarkStart w:id="130" w:name="ref-wikipedia_bias_of_an_estimator"/>
     <w:p>
       <w:pPr>
         <w:pStyle w:val="Bibliography"/>
@@ -27570,7 +27822,7 @@
       <w:r>
         <w:t xml:space="preserve"> </w:t>
       </w:r>
-      <w:hyperlink r:id="rId127">
+      <w:hyperlink r:id="rId129">
         <w:r>
           <w:rPr>
             <w:rStyle w:val="Hyperlink"/>
@@ -27579,8 +27831,8 @@
         </w:r>
       </w:hyperlink>
     </w:p>
-    <w:bookmarkEnd w:id="128"/>
-    <w:bookmarkStart w:id="130" w:name="ref-wikipedia_mean_squared_error"/>
+    <w:bookmarkEnd w:id="130"/>
+    <w:bookmarkStart w:id="132" w:name="ref-wikipedia_mean_squared_error"/>
     <w:p>
       <w:pPr>
         <w:pStyle w:val="Bibliography"/>
@@ -27627,7 +27879,7 @@
       <w:r>
         <w:t xml:space="preserve"> </w:t>
       </w:r>
-      <w:hyperlink r:id="rId129">
+      <w:hyperlink r:id="rId131">
         <w:r>
           <w:rPr>
             <w:rStyle w:val="Hyperlink"/>
@@ -27636,8 +27888,8 @@
         </w:r>
       </w:hyperlink>
     </w:p>
-    <w:bookmarkEnd w:id="130"/>
-    <w:bookmarkStart w:id="132" w:name="ref-wikipedia_root_mean_square_deviation"/>
+    <w:bookmarkEnd w:id="132"/>
+    <w:bookmarkStart w:id="134" w:name="ref-wikipedia_root_mean_square_deviation"/>
     <w:p>
       <w:pPr>
         <w:pStyle w:val="Bibliography"/>
@@ -27684,7 +27936,7 @@
       <w:r>
         <w:t xml:space="preserve"> </w:t>
       </w:r>
-      <w:hyperlink r:id="rId131">
+      <w:hyperlink r:id="rId133">
         <w:r>
           <w:rPr>
             <w:rStyle w:val="Hyperlink"/>
@@ -27693,8 +27945,8 @@
         </w:r>
       </w:hyperlink>
     </w:p>
-    <w:bookmarkEnd w:id="132"/>
-    <w:bookmarkStart w:id="134" w:name="ref-fiveminuteai_probstat"/>
+    <w:bookmarkEnd w:id="134"/>
+    <w:bookmarkStart w:id="136" w:name="ref-fiveminuteai_probstat"/>
     <w:p>
       <w:pPr>
         <w:pStyle w:val="Bibliography"/>
@@ -27726,7 +27978,7 @@
       <w:r>
         <w:t xml:space="preserve"> </w:t>
       </w:r>
-      <w:hyperlink r:id="rId133">
+      <w:hyperlink r:id="rId135">
         <w:r>
           <w:rPr>
             <w:rStyle w:val="Hyperlink"/>
@@ -27735,8 +27987,8 @@
         </w:r>
       </w:hyperlink>
     </w:p>
-    <w:bookmarkEnd w:id="134"/>
-    <w:bookmarkStart w:id="136" w:name="ref-wikipedia_mean_absolute_error"/>
+    <w:bookmarkEnd w:id="136"/>
+    <w:bookmarkStart w:id="138" w:name="ref-wikipedia_mean_absolute_error"/>
     <w:p>
       <w:pPr>
         <w:pStyle w:val="Bibliography"/>
@@ -27783,7 +28035,7 @@
       <w:r>
         <w:t xml:space="preserve"> </w:t>
       </w:r>
-      <w:hyperlink r:id="rId135">
+      <w:hyperlink r:id="rId137">
         <w:r>
           <w:rPr>
             <w:rStyle w:val="Hyperlink"/>
@@ -27792,8 +28044,8 @@
         </w:r>
       </w:hyperlink>
     </w:p>
-    <w:bookmarkEnd w:id="136"/>
-    <w:bookmarkStart w:id="138" w:name="ref-wikipedia_standard_error"/>
+    <w:bookmarkEnd w:id="138"/>
+    <w:bookmarkStart w:id="140" w:name="ref-wikipedia_standard_error"/>
     <w:p>
       <w:pPr>
         <w:pStyle w:val="Bibliography"/>
@@ -27840,7 +28092,7 @@
       <w:r>
         <w:t xml:space="preserve"> </w:t>
       </w:r>
-      <w:hyperlink r:id="rId137">
+      <w:hyperlink r:id="rId139">
         <w:r>
           <w:rPr>
             <w:rStyle w:val="Hyperlink"/>
@@ -27849,9 +28101,9 @@
         </w:r>
       </w:hyperlink>
     </w:p>
-    <w:bookmarkEnd w:id="138"/>
-    <w:bookmarkEnd w:id="139"/>
     <w:bookmarkEnd w:id="140"/>
+    <w:bookmarkEnd w:id="141"/>
+    <w:bookmarkEnd w:id="142"/>
     <w:sectPr>
       <w:footnotePr>
         <w:numRestart w:val="eachSect"/>
